--- a/deploy/local/MONDAY-CHECKLIST.docx
+++ b/deploy/local/MONDAY-CHECKLIST.docx
@@ -458,6 +458,79 @@
           <w:color w:val="15366B"/>
           <w:sz w:val="30"/>
         </w:rPr>
+        <w:t xml:space="preserve">After go-live — good to know</w:t>
+      </w:r>
+    </w:p>
+    <w:p>
+      <w:pPr>
+        <w:spacing w:before="0" w:after="40"/>
+        <w:ind w:left="360"/>
+      </w:pPr>
+      <w:r>
+        <w:t xml:space="preserve">•  </w:t>
+      </w:r>
+      <w:r>
+        <w:t xml:space="preserve">Customize the form: Settings - Form Builder. Hide a field (pencil - untick "Show this field on the form") or hide a whole section. The 5 padlocked fields (Last name, First name, Barangay, Contact no., Sex) can be renamed but not hidden.</w:t>
+      </w:r>
+    </w:p>
+    <w:p>
+      <w:pPr>
+        <w:spacing w:before="0" w:after="40"/>
+        <w:ind w:left="360"/>
+      </w:pPr>
+      <w:r>
+        <w:t xml:space="preserve">•  </w:t>
+      </w:r>
+      <w:r>
+        <w:t xml:space="preserve">Certificate assessor: set the default in Settings - Signatories. Override it per student in Assessment &amp; certs (pencil in the Assessor column) — Admin, Secretary, Registrar and Training Coordinator can edit it.</w:t>
+      </w:r>
+    </w:p>
+    <w:p>
+      <w:pPr>
+        <w:spacing w:before="0" w:after="40"/>
+        <w:ind w:left="360"/>
+      </w:pPr>
+      <w:r>
+        <w:t xml:space="preserve">•  </w:t>
+      </w:r>
+      <w:r>
+        <w:t xml:space="preserve">Backups: view / run / download them in Settings - Backups; the daily time is set there too.</w:t>
+      </w:r>
+    </w:p>
+    <w:p>
+      <w:pPr>
+        <w:spacing w:before="0" w:after="40"/>
+        <w:ind w:left="360"/>
+      </w:pPr>
+      <w:r>
+        <w:t xml:space="preserve">•  </w:t>
+      </w:r>
+      <w:r>
+        <w:t xml:space="preserve">Health check anytime: php artisan app:check (or deploy\local\check.bat) diagnoses the install.</w:t>
+      </w:r>
+    </w:p>
+    <w:p>
+      <w:pPr>
+        <w:spacing w:before="0" w:after="40"/>
+        <w:ind w:left="360"/>
+      </w:pPr>
+      <w:r>
+        <w:t xml:space="preserve">•  </w:t>
+      </w:r>
+      <w:r>
+        <w:t xml:space="preserve">Forgot a login password? On the server: php artisan user:password</w:t>
+      </w:r>
+    </w:p>
+    <w:p>
+      <w:pPr>
+        <w:spacing w:before="240" w:after="80"/>
+      </w:pPr>
+      <w:r>
+        <w:rPr>
+          <w:b/>
+          <w:color w:val="15366B"/>
+          <w:sz w:val="30"/>
+        </w:rPr>
         <w:t xml:space="preserve">Keep in mind</w:t>
       </w:r>
     </w:p>
@@ -483,18 +556,6 @@
       </w:r>
       <w:r>
         <w:t xml:space="preserve">Copy backups off this PC regularly: storage\backups\*.enc - a USB drive or another computer.</w:t>
-      </w:r>
-    </w:p>
-    <w:p>
-      <w:pPr>
-        <w:spacing w:before="0" w:after="40"/>
-        <w:ind w:left="360"/>
-      </w:pPr>
-      <w:r>
-        <w:t xml:space="preserve">•  </w:t>
-      </w:r>
-      <w:r>
-        <w:t xml:space="preserve">Forgot a login password? On the server: php artisan user:password</w:t>
       </w:r>
     </w:p>
     <w:p>

--- a/deploy/local/MONDAY-CHECKLIST.docx
+++ b/deploy/local/MONDAY-CHECKLIST.docx
@@ -162,7 +162,7 @@
         <w:spacing w:after="120"/>
       </w:pPr>
       <w:r>
-        <w:t>Run deploy\local\setup.bat (double-click, or type it in the terminal). It creates .env and opens it in Notepad — APP_URL is already set to http://peso.com, so you only set one value:</w:t>
+        <w:t>Run deploy\local\setup.bat (double-click, or type it in the terminal). It creates .env and opens it in Notepad — APP_URL is already set to http://mptvi.com, so you only set one value:</w:t>
       </w:r>
     </w:p>
     <w:p>
@@ -197,7 +197,7 @@
           <w:i/>
           <w:color w:val="595959"/>
         </w:rPr>
-        <w:t>Running setup.bat as administrator also lets it add the peso.com hosts entry, the firewall rule, and Laragon auto-start on boot for you. If you didn't, do those by hand (see "Keep in mind" below).</w:t>
+        <w:t>Running setup.bat as administrator also lets it add the mptvi.com hosts entry, the firewall rule, and Laragon auto-start on boot for you. If you didn't, do those by hand (see "Keep in mind" below).</w:t>
       </w:r>
     </w:p>
     <w:p>
@@ -218,7 +218,7 @@
         <w:spacing w:after="120"/>
       </w:pPr>
       <w:r>
-        <w:t>Laragon → Menu → Apache → Reload. On this PC, open http://peso.com/ (or http://localhost/) — you should see the login page.</w:t>
+        <w:t>Laragon → Menu → Apache → Reload. On this PC, open http://mptvi.com/ (or http://localhost/) — you should see the login page.</w:t>
       </w:r>
     </w:p>
     <w:p>
@@ -239,7 +239,7 @@
         <w:spacing w:after="120"/>
       </w:pPr>
       <w:r>
-        <w:t>Windows Settings → Network → (Ethernet/Wi-Fi) → IP assignment → Manual → set the IPv4 you chose (or add a DHCP reservation in the router). The app URL is the name peso.com, so it never changes — but the IP that peso.com points to must stay put, which is what the static IP guarantees.</w:t>
+        <w:t>Windows Settings → Network → (Ethernet/Wi-Fi) → IP assignment → Manual → set the IPv4 you chose (or add a DHCP reservation in the router). The app URL is the name mptvi.com, so it never changes — but the IP that mptvi.com points to must stay put, which is what the static IP guarantees.</w:t>
       </w:r>
     </w:p>
     <w:p>
@@ -337,7 +337,7 @@
         <w:spacing w:after="120"/>
       </w:pPr>
       <w:r>
-        <w:t>Open http://peso.com/ and log in: admin@peso.com / password. Then:</w:t>
+        <w:t>Open http://mptvi.com/ and log in: admin@mptvi.com / password. Then:</w:t>
       </w:r>
     </w:p>
     <w:p>
@@ -364,7 +364,7 @@
         <w:ind w:left="280" w:hanging="280"/>
       </w:pPr>
       <w:r>
-        <w:t>•  Delete the demo accounts: secretary@, registrar@, cashier@, coordinator@peso.com.</w:t>
+        <w:t>•  Delete the demo accounts: secretary@, registrar@, cashier@, coordinator@mptvi.com.</w:t>
       </w:r>
     </w:p>
     <w:p>
@@ -394,7 +394,7 @@
         <w:spacing w:after="120"/>
       </w:pPr>
       <w:r>
-        <w:t>On every other PC, right-click deploy\local\client-hostname.bat → Run as administrator and type the server's IP (e.g. 192.168.1.50) when asked. That makes http://peso.com/ open the app on that PC. Then open http://peso.com/ and bookmark it. (No need to remember the IP — staff just use peso.com.)</w:t>
+        <w:t>On every other PC, right-click deploy\local\client-hostname.bat → Run as administrator and type the server's IP (e.g. 192.168.1.50) when asked. That makes http://mptvi.com/ open the app on that PC. Then open http://mptvi.com/ and bookmark it. (No need to remember the IP — staff just use mptvi.com.)</w:t>
       </w:r>
     </w:p>
     <w:p>
